--- a/resources/marketplace/packages/analyze-api/SKILL.md.docx
+++ b/resources/marketplace/packages/analyze-api/SKILL.md.docx
@@ -7,7 +7,7 @@
         <w:pStyle w:val="Heading1"/>
         <w:rPr/>
       </w:pPr>
-      <w:bookmarkStart w:colFirst="0" w:colLast="0" w:name="_g9zhsohe4b8p" w:id="0"/>
+      <w:bookmarkStart w:colFirst="0" w:colLast="0" w:name="_yibnd09go115" w:id="0"/>
       <w:bookmarkEnd w:id="0"/>
       <w:r>
         <w:rPr>
@@ -32,7 +32,7 @@
         <w:pStyle w:val="Heading2"/>
         <w:rPr/>
       </w:pPr>
-      <w:bookmarkStart w:colFirst="0" w:colLast="0" w:name="_cmot947dlk0l" w:id="1"/>
+      <w:bookmarkStart w:colFirst="0" w:colLast="0" w:name="_v9spn1ci4aae" w:id="1"/>
       <w:bookmarkEnd w:id="1"/>
       <w:r>
         <w:rPr>
@@ -84,6 +84,7 @@
           <w:numId w:val="1"/>
         </w:numPr>
         <w:ind w:left="720" w:hanging="360"/>
+        <w:rPr/>
       </w:pPr>
       <w:r>
         <w:rPr>
@@ -99,6 +100,7 @@
           <w:numId w:val="1"/>
         </w:numPr>
         <w:ind w:left="720" w:hanging="360"/>
+        <w:rPr/>
       </w:pPr>
       <w:r>
         <w:rPr>
@@ -114,6 +116,7 @@
           <w:numId w:val="1"/>
         </w:numPr>
         <w:ind w:left="720" w:hanging="360"/>
+        <w:rPr/>
       </w:pPr>
       <w:r>
         <w:rPr>
@@ -129,6 +132,7 @@
           <w:numId w:val="1"/>
         </w:numPr>
         <w:ind w:left="720" w:hanging="360"/>
+        <w:rPr/>
       </w:pPr>
       <w:r>
         <w:rPr>
@@ -144,6 +148,7 @@
           <w:numId w:val="1"/>
         </w:numPr>
         <w:ind w:left="720" w:hanging="360"/>
+        <w:rPr/>
       </w:pPr>
       <w:r>
         <w:rPr>
@@ -157,7 +162,7 @@
         <w:pStyle w:val="Heading2"/>
         <w:rPr/>
       </w:pPr>
-      <w:bookmarkStart w:colFirst="0" w:colLast="0" w:name="_ja5rb7edosi7" w:id="2"/>
+      <w:bookmarkStart w:colFirst="0" w:colLast="0" w:name="_l1d0zia8i9ec" w:id="2"/>
       <w:bookmarkEnd w:id="2"/>
       <w:r>
         <w:rPr>
@@ -171,7 +176,7 @@
         <w:pStyle w:val="Heading3"/>
         <w:rPr/>
       </w:pPr>
-      <w:bookmarkStart w:colFirst="0" w:colLast="0" w:name="_gw5alpkzgvok" w:id="3"/>
+      <w:bookmarkStart w:colFirst="0" w:colLast="0" w:name="_ruenr2jw6f1p" w:id="3"/>
       <w:bookmarkEnd w:id="3"/>
       <w:r>
         <w:rPr>
@@ -223,6 +228,7 @@
           <w:numId w:val="1"/>
         </w:numPr>
         <w:ind w:left="720" w:hanging="360"/>
+        <w:rPr/>
       </w:pPr>
       <w:r>
         <w:rPr>
@@ -308,6 +314,7 @@
           <w:numId w:val="1"/>
         </w:numPr>
         <w:ind w:left="720" w:hanging="360"/>
+        <w:rPr/>
       </w:pPr>
       <w:r>
         <w:rPr>
@@ -351,6 +358,7 @@
           <w:numId w:val="1"/>
         </w:numPr>
         <w:ind w:left="720" w:hanging="360"/>
+        <w:rPr/>
       </w:pPr>
       <w:r>
         <w:rPr>
@@ -448,7 +456,7 @@
         <w:pStyle w:val="Heading3"/>
         <w:rPr/>
       </w:pPr>
-      <w:bookmarkStart w:colFirst="0" w:colLast="0" w:name="_4ri3nll66gsj" w:id="4"/>
+      <w:bookmarkStart w:colFirst="0" w:colLast="0" w:name="_8y3lab4sn50d" w:id="4"/>
       <w:bookmarkEnd w:id="4"/>
       <w:r>
         <w:rPr>
@@ -500,6 +508,7 @@
           <w:numId w:val="1"/>
         </w:numPr>
         <w:ind w:left="720" w:hanging="360"/>
+        <w:rPr/>
       </w:pPr>
       <w:r>
         <w:rPr>
@@ -529,6 +538,7 @@
           <w:numId w:val="1"/>
         </w:numPr>
         <w:ind w:left="720" w:hanging="360"/>
+        <w:rPr/>
       </w:pPr>
       <w:r>
         <w:rPr>
@@ -584,7 +594,7 @@
         <w:pStyle w:val="Heading3"/>
         <w:rPr/>
       </w:pPr>
-      <w:bookmarkStart w:colFirst="0" w:colLast="0" w:name="_vl0qebmlj99" w:id="5"/>
+      <w:bookmarkStart w:colFirst="0" w:colLast="0" w:name="_ptzohljwv7q8" w:id="5"/>
       <w:bookmarkEnd w:id="5"/>
       <w:r>
         <w:rPr>
@@ -636,6 +646,7 @@
           <w:numId w:val="1"/>
         </w:numPr>
         <w:ind w:left="720" w:hanging="360"/>
+        <w:rPr/>
       </w:pPr>
       <w:r>
         <w:rPr>
@@ -659,6 +670,7 @@
           <w:numId w:val="1"/>
         </w:numPr>
         <w:ind w:left="720" w:hanging="360"/>
+        <w:rPr/>
       </w:pPr>
       <w:r>
         <w:rPr>
@@ -696,6 +708,7 @@
           <w:numId w:val="1"/>
         </w:numPr>
         <w:ind w:left="720" w:hanging="360"/>
+        <w:rPr/>
       </w:pPr>
       <w:r>
         <w:rPr>
@@ -719,6 +732,7 @@
           <w:numId w:val="1"/>
         </w:numPr>
         <w:ind w:left="720" w:hanging="360"/>
+        <w:rPr/>
       </w:pPr>
       <w:r>
         <w:rPr>
@@ -742,6 +756,7 @@
           <w:numId w:val="1"/>
         </w:numPr>
         <w:ind w:left="1440" w:hanging="360"/>
+        <w:rPr/>
       </w:pPr>
       <w:r>
         <w:rPr>
@@ -757,6 +772,7 @@
           <w:numId w:val="1"/>
         </w:numPr>
         <w:ind w:left="1440" w:hanging="360"/>
+        <w:rPr/>
       </w:pPr>
       <w:r>
         <w:rPr>
@@ -772,6 +788,7 @@
           <w:numId w:val="1"/>
         </w:numPr>
         <w:ind w:left="1440" w:hanging="360"/>
+        <w:rPr/>
       </w:pPr>
       <w:r>
         <w:rPr>
@@ -787,6 +804,7 @@
           <w:numId w:val="1"/>
         </w:numPr>
         <w:ind w:left="720" w:hanging="360"/>
+        <w:rPr/>
       </w:pPr>
       <w:r>
         <w:rPr>
@@ -810,6 +828,7 @@
           <w:numId w:val="1"/>
         </w:numPr>
         <w:ind w:left="1440" w:hanging="360"/>
+        <w:rPr/>
       </w:pPr>
       <w:r>
         <w:rPr>
@@ -825,6 +844,7 @@
           <w:numId w:val="1"/>
         </w:numPr>
         <w:ind w:left="1440" w:hanging="360"/>
+        <w:rPr/>
       </w:pPr>
       <w:r>
         <w:rPr>
@@ -840,6 +860,7 @@
           <w:numId w:val="1"/>
         </w:numPr>
         <w:ind w:left="720" w:hanging="360"/>
+        <w:rPr/>
       </w:pPr>
       <w:r>
         <w:rPr>
@@ -861,7 +882,7 @@
         <w:pStyle w:val="Heading3"/>
         <w:rPr/>
       </w:pPr>
-      <w:bookmarkStart w:colFirst="0" w:colLast="0" w:name="_p9d9ol9dd2i2" w:id="6"/>
+      <w:bookmarkStart w:colFirst="0" w:colLast="0" w:name="_lq3m8by86gg" w:id="6"/>
       <w:bookmarkEnd w:id="6"/>
       <w:r>
         <w:rPr>
@@ -941,6 +962,7 @@
           <w:numId w:val="1"/>
         </w:numPr>
         <w:ind w:left="720" w:hanging="360"/>
+        <w:rPr/>
       </w:pPr>
       <w:r>
         <w:rPr>
@@ -956,6 +978,7 @@
           <w:numId w:val="1"/>
         </w:numPr>
         <w:ind w:left="720" w:hanging="360"/>
+        <w:rPr/>
       </w:pPr>
       <w:r>
         <w:rPr>
@@ -997,7 +1020,7 @@
         <w:pStyle w:val="Heading3"/>
         <w:rPr/>
       </w:pPr>
-      <w:bookmarkStart w:colFirst="0" w:colLast="0" w:name="_1cqj1zcbn8hs" w:id="7"/>
+      <w:bookmarkStart w:colFirst="0" w:colLast="0" w:name="_tkpkna9p8810" w:id="7"/>
       <w:bookmarkEnd w:id="7"/>
       <w:r>
         <w:rPr>
@@ -1094,7 +1117,7 @@
         <w:pStyle w:val="Heading2"/>
         <w:rPr/>
       </w:pPr>
-      <w:bookmarkStart w:colFirst="0" w:colLast="0" w:name="_xhzxlkpmn0ck" w:id="8"/>
+      <w:bookmarkStart w:colFirst="0" w:colLast="0" w:name="_xj6ibwey790v" w:id="8"/>
       <w:bookmarkEnd w:id="8"/>
       <w:r>
         <w:rPr>
@@ -1146,6 +1169,7 @@
           <w:numId w:val="2"/>
         </w:numPr>
         <w:ind w:left="720" w:hanging="360"/>
+        <w:rPr/>
       </w:pPr>
       <w:r>
         <w:rPr>
@@ -1161,6 +1185,7 @@
           <w:numId w:val="2"/>
         </w:numPr>
         <w:ind w:left="720" w:hanging="360"/>
+        <w:rPr/>
       </w:pPr>
       <w:r>
         <w:rPr>
@@ -1176,6 +1201,7 @@
           <w:numId w:val="2"/>
         </w:numPr>
         <w:ind w:left="720" w:hanging="360"/>
+        <w:rPr/>
       </w:pPr>
       <w:r>
         <w:rPr>
@@ -1191,6 +1217,7 @@
           <w:numId w:val="2"/>
         </w:numPr>
         <w:ind w:left="720" w:hanging="360"/>
+        <w:rPr/>
       </w:pPr>
       <w:r>
         <w:rPr>
@@ -1204,7 +1231,7 @@
         <w:pStyle w:val="Heading2"/>
         <w:rPr/>
       </w:pPr>
-      <w:bookmarkStart w:colFirst="0" w:colLast="0" w:name="_4rlx2y3iwvyn" w:id="9"/>
+      <w:bookmarkStart w:colFirst="0" w:colLast="0" w:name="_5qbrccc5o8nb" w:id="9"/>
       <w:bookmarkEnd w:id="9"/>
       <w:r>
         <w:rPr>
